--- a/data/revised_2026-10_full/outputs/v2/Physics/SS3.3_Introduction_to_Electronics/Physics_Introduction_to_Electronics_CBE_LessonSequence.docx
+++ b/data/revised_2026-10_full/outputs/v2/Physics/SS3.3_Introduction_to_Electronics/Physics_Introduction_to_Electronics_CBE_LessonSequence.docx
@@ -2118,7 +2118,7 @@
         </w:rPr>
         <w:t xml:space="preserve">© 2026 SeaVuria and ARES. This work is licensed under a </w:t>
       </w:r>
-      <w:hyperlink w:history="1" r:id="rIdwcngd81vvb06bkkwrrnnw">
+      <w:hyperlink w:history="1" r:id="rIdx4kncuxrpmj_a89tivtaj">
         <w:r>
           <w:rPr>
             <w:rFonts w:ascii="Arial" w:cs="Arial" w:eastAsia="Arial" w:hAnsi="Arial"/>
@@ -2138,7 +2138,7 @@
         </w:rPr>
         <w:t xml:space="preserve"> (</w:t>
       </w:r>
-      <w:hyperlink w:history="1" r:id="rId39ktgddvybxnulir5nh8e">
+      <w:hyperlink w:history="1" r:id="rIdzcpm7mmee4bfkonqbvs2n">
         <w:r>
           <w:rPr>
             <w:rFonts w:ascii="Arial" w:cs="Arial" w:eastAsia="Arial" w:hAnsi="Arial"/>
@@ -2158,7 +2158,7 @@
         </w:rPr>
         <w:t xml:space="preserve">). To view a copy of this license, visit </w:t>
       </w:r>
-      <w:hyperlink w:history="1" r:id="rIdcpykkfbdqnenszcbw0rbl">
+      <w:hyperlink w:history="1" r:id="rIdsntlwgp-_hthex9mwpyhw">
         <w:r>
           <w:rPr>
             <w:rFonts w:ascii="Arial" w:cs="Arial" w:eastAsia="Arial" w:hAnsi="Arial"/>
@@ -3197,7 +3197,7 @@
             <w:pPr>
               <w:spacing w:after="20" w:before="0"/>
             </w:pPr>
-            <w:hyperlink w:history="1" r:id="rIdktsiviuo9bxjh8j5xae7b">
+            <w:hyperlink w:history="1" r:id="rIdyhxrygga7rshtns_nxpt6">
               <w:r>
                 <w:rPr>
                   <w:rFonts w:ascii="Arial" w:cs="Arial" w:eastAsia="Arial" w:hAnsi="Arial"/>
@@ -3230,7 +3230,7 @@
               <w:spacing w:after="10" w:before="0"/>
               <w:ind w:left="120"/>
             </w:pPr>
-            <w:hyperlink w:history="1" r:id="rId0dpxgnzs-c2azc99b5tj1">
+            <w:hyperlink w:history="1" r:id="rIdlg6ajtar2tghz2f0pr3vi">
               <w:r>
                 <w:rPr>
                   <w:rFonts w:ascii="Arial" w:cs="Arial" w:eastAsia="Arial" w:hAnsi="Arial"/>
@@ -3275,7 +3275,7 @@
             <w:pPr>
               <w:spacing w:after="20" w:before="0"/>
             </w:pPr>
-            <w:hyperlink w:history="1" r:id="rId9cbzanuhh_gna-5ph7cnn">
+            <w:hyperlink w:history="1" r:id="rIdcg8xav_ethfbgrxhlmv-g">
               <w:r>
                 <w:rPr>
                   <w:rFonts w:ascii="Arial" w:cs="Arial" w:eastAsia="Arial" w:hAnsi="Arial"/>
@@ -3308,7 +3308,7 @@
               <w:spacing w:after="10" w:before="0"/>
               <w:ind w:left="120"/>
             </w:pPr>
-            <w:hyperlink w:history="1" r:id="rIddqnxwxbjhvuz5q9j74jjq">
+            <w:hyperlink w:history="1" r:id="rIdndcnwulapfwdqeokkjgyo">
               <w:r>
                 <w:rPr>
                   <w:rFonts w:ascii="Arial" w:cs="Arial" w:eastAsia="Arial" w:hAnsi="Arial"/>
@@ -3508,7 +3508,7 @@
             <w:pPr>
               <w:spacing w:after="20" w:before="0"/>
             </w:pPr>
-            <w:hyperlink w:history="1" r:id="rIdugps2kyghlyulwpigcrco">
+            <w:hyperlink w:history="1" r:id="rIdla3vdwpywvnuusvtpgqgv">
               <w:r>
                 <w:rPr>
                   <w:rFonts w:ascii="Arial" w:cs="Arial" w:eastAsia="Arial" w:hAnsi="Arial"/>
@@ -3541,7 +3541,7 @@
               <w:spacing w:after="10" w:before="0"/>
               <w:ind w:left="120"/>
             </w:pPr>
-            <w:hyperlink w:history="1" r:id="rIde3ugqdwv0_t8gxdtbt_ju">
+            <w:hyperlink w:history="1" r:id="rIddhec3toixheqaioo97lyv">
               <w:r>
                 <w:rPr>
                   <w:rFonts w:ascii="Arial" w:cs="Arial" w:eastAsia="Arial" w:hAnsi="Arial"/>
@@ -3586,7 +3586,7 @@
             <w:pPr>
               <w:spacing w:after="20" w:before="0"/>
             </w:pPr>
-            <w:hyperlink w:history="1" r:id="rIdmlzcblirhhxsmcpshthow">
+            <w:hyperlink w:history="1" r:id="rIdykya8axin4xanphkazvyp">
               <w:r>
                 <w:rPr>
                   <w:rFonts w:ascii="Arial" w:cs="Arial" w:eastAsia="Arial" w:hAnsi="Arial"/>
@@ -3619,7 +3619,7 @@
               <w:spacing w:after="10" w:before="0"/>
               <w:ind w:left="120"/>
             </w:pPr>
-            <w:hyperlink w:history="1" r:id="rIdwfld3a7_e6h9-douylgfe">
+            <w:hyperlink w:history="1" r:id="rIdkpgboya0cut3we7y9rjzk">
               <w:r>
                 <w:rPr>
                   <w:rFonts w:ascii="Arial" w:cs="Arial" w:eastAsia="Arial" w:hAnsi="Arial"/>
@@ -3819,7 +3819,7 @@
             <w:pPr>
               <w:spacing w:after="20" w:before="0"/>
             </w:pPr>
-            <w:hyperlink w:history="1" r:id="rIdxtufqtp3xsxeicmdzzkc3">
+            <w:hyperlink w:history="1" r:id="rIdcyhn8zyqtxyniznem4vg9">
               <w:r>
                 <w:rPr>
                   <w:rFonts w:ascii="Arial" w:cs="Arial" w:eastAsia="Arial" w:hAnsi="Arial"/>
@@ -3868,7 +3868,7 @@
               <w:spacing w:after="10" w:before="0"/>
               <w:ind w:left="120"/>
             </w:pPr>
-            <w:hyperlink w:history="1" r:id="rIdbu7qpoiidjkcgni0adqy-">
+            <w:hyperlink w:history="1" r:id="rIdc7ayi9_cadl06rykpjox0">
               <w:r>
                 <w:rPr>
                   <w:rFonts w:ascii="Arial" w:cs="Arial" w:eastAsia="Arial" w:hAnsi="Arial"/>
@@ -3913,7 +3913,7 @@
             <w:pPr>
               <w:spacing w:after="20" w:before="0"/>
             </w:pPr>
-            <w:hyperlink w:history="1" r:id="rId7j4ylq8vtwqd3gufu0qie">
+            <w:hyperlink w:history="1" r:id="rId0hvm_mpine06jh9iolxy9">
               <w:r>
                 <w:rPr>
                   <w:rFonts w:ascii="Arial" w:cs="Arial" w:eastAsia="Arial" w:hAnsi="Arial"/>
@@ -3946,7 +3946,7 @@
               <w:spacing w:after="10" w:before="0"/>
               <w:ind w:left="120"/>
             </w:pPr>
-            <w:hyperlink w:history="1" r:id="rId9y0ul81up0kev-k0tcjou">
+            <w:hyperlink w:history="1" r:id="rIdieyaykegatefdeg-sgheq">
               <w:r>
                 <w:rPr>
                   <w:rFonts w:ascii="Arial" w:cs="Arial" w:eastAsia="Arial" w:hAnsi="Arial"/>
@@ -4146,7 +4146,7 @@
             <w:pPr>
               <w:spacing w:after="20" w:before="0"/>
             </w:pPr>
-            <w:hyperlink w:history="1" r:id="rIdtt2bnevmuvegsd-gf53wi">
+            <w:hyperlink w:history="1" r:id="rIdpwiu5j9is3qxca3ehhfly">
               <w:r>
                 <w:rPr>
                   <w:rFonts w:ascii="Arial" w:cs="Arial" w:eastAsia="Arial" w:hAnsi="Arial"/>
@@ -4179,7 +4179,7 @@
               <w:spacing w:after="10" w:before="0"/>
               <w:ind w:left="120"/>
             </w:pPr>
-            <w:hyperlink w:history="1" r:id="rIdkhbwyz2snxlenoqov54_a">
+            <w:hyperlink w:history="1" r:id="rIdvpjhpbineibz4ihkhqly9">
               <w:r>
                 <w:rPr>
                   <w:rFonts w:ascii="Arial" w:cs="Arial" w:eastAsia="Arial" w:hAnsi="Arial"/>
@@ -4224,7 +4224,7 @@
             <w:pPr>
               <w:spacing w:after="20" w:before="0"/>
             </w:pPr>
-            <w:hyperlink w:history="1" r:id="rIdhfye2ythtsnzg2b1so7kd">
+            <w:hyperlink w:history="1" r:id="rIdzns7yo8f36ya1xjs9ietw">
               <w:r>
                 <w:rPr>
                   <w:rFonts w:ascii="Arial" w:cs="Arial" w:eastAsia="Arial" w:hAnsi="Arial"/>
@@ -4257,7 +4257,7 @@
               <w:spacing w:after="10" w:before="0"/>
               <w:ind w:left="120"/>
             </w:pPr>
-            <w:hyperlink w:history="1" r:id="rIdpkntctv83ommfjlvm6dmt">
+            <w:hyperlink w:history="1" r:id="rIdu2vl7kpzha7cqk8unbqds">
               <w:r>
                 <w:rPr>
                   <w:rFonts w:ascii="Arial" w:cs="Arial" w:eastAsia="Arial" w:hAnsi="Arial"/>
@@ -4457,7 +4457,7 @@
             <w:pPr>
               <w:spacing w:after="20" w:before="0"/>
             </w:pPr>
-            <w:hyperlink w:history="1" r:id="rId9nivf74we4_rdfvvtiyxz">
+            <w:hyperlink w:history="1" r:id="rIdyj-bdamtde435mbkotobb">
               <w:r>
                 <w:rPr>
                   <w:rFonts w:ascii="Arial" w:cs="Arial" w:eastAsia="Arial" w:hAnsi="Arial"/>
@@ -4490,7 +4490,7 @@
               <w:spacing w:after="10" w:before="0"/>
               <w:ind w:left="120"/>
             </w:pPr>
-            <w:hyperlink w:history="1" r:id="rIdzt4c6zft8pvf71bxqirlr">
+            <w:hyperlink w:history="1" r:id="rIdoj7nqf3pkj7swpm9g5pzu">
               <w:r>
                 <w:rPr>
                   <w:rFonts w:ascii="Arial" w:cs="Arial" w:eastAsia="Arial" w:hAnsi="Arial"/>
@@ -4535,7 +4535,7 @@
             <w:pPr>
               <w:spacing w:after="20" w:before="0"/>
             </w:pPr>
-            <w:hyperlink w:history="1" r:id="rIda0rtnype8ad8csartqtd8">
+            <w:hyperlink w:history="1" r:id="rId9zbciahgwc0ozoqsfkfzw">
               <w:r>
                 <w:rPr>
                   <w:rFonts w:ascii="Arial" w:cs="Arial" w:eastAsia="Arial" w:hAnsi="Arial"/>
@@ -4584,7 +4584,7 @@
               <w:spacing w:after="10" w:before="0"/>
               <w:ind w:left="120"/>
             </w:pPr>
-            <w:hyperlink w:history="1" r:id="rIdrvugv3yfwu_xajuv3ceem">
+            <w:hyperlink w:history="1" r:id="rIdjjnx0tmdlj0cmwnttp8yc">
               <w:r>
                 <w:rPr>
                   <w:rFonts w:ascii="Arial" w:cs="Arial" w:eastAsia="Arial" w:hAnsi="Arial"/>
@@ -5109,7 +5109,7 @@
         </w:rPr>
         <w:t xml:space="preserve">© 2026 SeaVuria and ARES. Aligned with KICD objectives. Developed by SeaVuria; technical implementation by ARES (with AI assistance from Claude). Licensed under </w:t>
       </w:r>
-      <w:hyperlink w:history="1" r:id="rIdstmppmus9p7xye9-rk39j">
+      <w:hyperlink w:history="1" r:id="rId2kc8mwhgftqrb0kqbl2ea">
         <w:r>
           <w:rPr>
             <w:rFonts w:ascii="Arial" w:cs="Arial" w:eastAsia="Arial" w:hAnsi="Arial"/>
@@ -5130,7 +5130,7 @@
         </w:rPr>
         <w:t xml:space="preserve"> (</w:t>
       </w:r>
-      <w:hyperlink w:history="1" r:id="rIdpmh5sht3qfzdlnmvydpxq">
+      <w:hyperlink w:history="1" r:id="rIdr1hliwh0tcpnfqre5rnxc">
         <w:r>
           <w:rPr>
             <w:rFonts w:ascii="Arial" w:cs="Arial" w:eastAsia="Arial" w:hAnsi="Arial"/>
@@ -6170,7 +6170,7 @@
             <w:pPr>
               <w:spacing w:after="20" w:before="0"/>
             </w:pPr>
-            <w:hyperlink w:history="1" r:id="rIdoxxxmq_e5prdaxvuv1gmw">
+            <w:hyperlink w:history="1" r:id="rIdvo8h87axg0idkkomqpobe">
               <w:r>
                 <w:rPr>
                   <w:rFonts w:ascii="Arial" w:cs="Arial" w:eastAsia="Arial" w:hAnsi="Arial"/>
@@ -6203,7 +6203,7 @@
               <w:spacing w:after="10" w:before="0"/>
               <w:ind w:left="120"/>
             </w:pPr>
-            <w:hyperlink w:history="1" r:id="rIdd8cedllmrhkwm-oalax-7">
+            <w:hyperlink w:history="1" r:id="rIdioit0daaugk5tdwqy0q-_">
               <w:r>
                 <w:rPr>
                   <w:rFonts w:ascii="Arial" w:cs="Arial" w:eastAsia="Arial" w:hAnsi="Arial"/>
@@ -6248,7 +6248,7 @@
             <w:pPr>
               <w:spacing w:after="20" w:before="0"/>
             </w:pPr>
-            <w:hyperlink w:history="1" r:id="rIdwkobgkb7xu-k6xburjjvm">
+            <w:hyperlink w:history="1" r:id="rIdf-sh6syjeilcdh1vzdoyz">
               <w:r>
                 <w:rPr>
                   <w:rFonts w:ascii="Arial" w:cs="Arial" w:eastAsia="Arial" w:hAnsi="Arial"/>
@@ -6281,7 +6281,7 @@
               <w:spacing w:after="10" w:before="0"/>
               <w:ind w:left="120"/>
             </w:pPr>
-            <w:hyperlink w:history="1" r:id="rIdimiqpgousgzx2tqiqi9gb">
+            <w:hyperlink w:history="1" r:id="rIddhhzxs74elkar628l3yde">
               <w:r>
                 <w:rPr>
                   <w:rFonts w:ascii="Arial" w:cs="Arial" w:eastAsia="Arial" w:hAnsi="Arial"/>
@@ -6481,7 +6481,7 @@
             <w:pPr>
               <w:spacing w:after="20" w:before="0"/>
             </w:pPr>
-            <w:hyperlink w:history="1" r:id="rIdwcbw06xw35sqh065u602r">
+            <w:hyperlink w:history="1" r:id="rIdst-ejbmurg4if7lci1vlr">
               <w:r>
                 <w:rPr>
                   <w:rFonts w:ascii="Arial" w:cs="Arial" w:eastAsia="Arial" w:hAnsi="Arial"/>
@@ -6514,7 +6514,7 @@
               <w:spacing w:after="10" w:before="0"/>
               <w:ind w:left="120"/>
             </w:pPr>
-            <w:hyperlink w:history="1" r:id="rIdup7znewlx1tds1i3ygqoo">
+            <w:hyperlink w:history="1" r:id="rId5dfcwde4pbulr35vtvgir">
               <w:r>
                 <w:rPr>
                   <w:rFonts w:ascii="Arial" w:cs="Arial" w:eastAsia="Arial" w:hAnsi="Arial"/>
@@ -6559,7 +6559,7 @@
             <w:pPr>
               <w:spacing w:after="20" w:before="0"/>
             </w:pPr>
-            <w:hyperlink w:history="1" r:id="rIdokbuapnb9smk8m8uisrm2">
+            <w:hyperlink w:history="1" r:id="rIdeigo5m1ayfxt2_9tnl0oy">
               <w:r>
                 <w:rPr>
                   <w:rFonts w:ascii="Arial" w:cs="Arial" w:eastAsia="Arial" w:hAnsi="Arial"/>
@@ -6592,7 +6592,7 @@
               <w:spacing w:after="10" w:before="0"/>
               <w:ind w:left="120"/>
             </w:pPr>
-            <w:hyperlink w:history="1" r:id="rIdegvjxuqcj_zin2ahspit1">
+            <w:hyperlink w:history="1" r:id="rIdtuspvbif0dtvg_wt8bgei">
               <w:r>
                 <w:rPr>
                   <w:rFonts w:ascii="Arial" w:cs="Arial" w:eastAsia="Arial" w:hAnsi="Arial"/>
@@ -6792,7 +6792,7 @@
             <w:pPr>
               <w:spacing w:after="20" w:before="0"/>
             </w:pPr>
-            <w:hyperlink w:history="1" r:id="rIdprawkr1b54o-mjnmz8poy">
+            <w:hyperlink w:history="1" r:id="rIdppao8o8qvy5uw0q0mu2bk">
               <w:r>
                 <w:rPr>
                   <w:rFonts w:ascii="Arial" w:cs="Arial" w:eastAsia="Arial" w:hAnsi="Arial"/>
@@ -6825,7 +6825,7 @@
               <w:spacing w:after="10" w:before="0"/>
               <w:ind w:left="120"/>
             </w:pPr>
-            <w:hyperlink w:history="1" r:id="rIde7wmw8vbvpberwr0mlpdr">
+            <w:hyperlink w:history="1" r:id="rIdzseoebbr_x6dwtkoqtuym">
               <w:r>
                 <w:rPr>
                   <w:rFonts w:ascii="Arial" w:cs="Arial" w:eastAsia="Arial" w:hAnsi="Arial"/>
@@ -6870,7 +6870,7 @@
             <w:pPr>
               <w:spacing w:after="20" w:before="0"/>
             </w:pPr>
-            <w:hyperlink w:history="1" r:id="rIdximbxdn579vdim4c1rups">
+            <w:hyperlink w:history="1" r:id="rIdlkit3mm1r4hg6kyhv5kvt">
               <w:r>
                 <w:rPr>
                   <w:rFonts w:ascii="Arial" w:cs="Arial" w:eastAsia="Arial" w:hAnsi="Arial"/>
@@ -6903,7 +6903,7 @@
               <w:spacing w:after="10" w:before="0"/>
               <w:ind w:left="120"/>
             </w:pPr>
-            <w:hyperlink w:history="1" r:id="rIdzrxl4nbetqkwfbh8__9ir">
+            <w:hyperlink w:history="1" r:id="rIdq_iwnnq-wtplh8mdr6j-h">
               <w:r>
                 <w:rPr>
                   <w:rFonts w:ascii="Arial" w:cs="Arial" w:eastAsia="Arial" w:hAnsi="Arial"/>
@@ -7103,7 +7103,7 @@
             <w:pPr>
               <w:spacing w:after="20" w:before="0"/>
             </w:pPr>
-            <w:hyperlink w:history="1" r:id="rIdpqywoe_vjkwbiomukkz0x">
+            <w:hyperlink w:history="1" r:id="rIdup5rpgdxn-hmvtbiapzsj">
               <w:r>
                 <w:rPr>
                   <w:rFonts w:ascii="Arial" w:cs="Arial" w:eastAsia="Arial" w:hAnsi="Arial"/>
@@ -7136,7 +7136,7 @@
               <w:spacing w:after="10" w:before="0"/>
               <w:ind w:left="120"/>
             </w:pPr>
-            <w:hyperlink w:history="1" r:id="rIdg7xgffnqjb5eno-gq_sbw">
+            <w:hyperlink w:history="1" r:id="rIdtvlwmmdlvqogi1ctyojvg">
               <w:r>
                 <w:rPr>
                   <w:rFonts w:ascii="Arial" w:cs="Arial" w:eastAsia="Arial" w:hAnsi="Arial"/>
@@ -7181,7 +7181,7 @@
             <w:pPr>
               <w:spacing w:after="20" w:before="0"/>
             </w:pPr>
-            <w:hyperlink w:history="1" r:id="rIdmljcal0mrhgqvtgmqz-65">
+            <w:hyperlink w:history="1" r:id="rIdr-b1w3orquli-x7afb1-p">
               <w:r>
                 <w:rPr>
                   <w:rFonts w:ascii="Arial" w:cs="Arial" w:eastAsia="Arial" w:hAnsi="Arial"/>
@@ -7214,7 +7214,7 @@
               <w:spacing w:after="10" w:before="0"/>
               <w:ind w:left="120"/>
             </w:pPr>
-            <w:hyperlink w:history="1" r:id="rId6icpm67xwsakl-g3-64kf">
+            <w:hyperlink w:history="1" r:id="rIdjbvgdogm2vax5tave9huv">
               <w:r>
                 <w:rPr>
                   <w:rFonts w:ascii="Arial" w:cs="Arial" w:eastAsia="Arial" w:hAnsi="Arial"/>
@@ -7414,7 +7414,7 @@
             <w:pPr>
               <w:spacing w:after="20" w:before="0"/>
             </w:pPr>
-            <w:hyperlink w:history="1" r:id="rIdnnew5h8wlqc3d1nr9ztzx">
+            <w:hyperlink w:history="1" r:id="rIddhkjigbh4mrjiae8hz67a">
               <w:r>
                 <w:rPr>
                   <w:rFonts w:ascii="Arial" w:cs="Arial" w:eastAsia="Arial" w:hAnsi="Arial"/>
@@ -7463,7 +7463,7 @@
               <w:spacing w:after="10" w:before="0"/>
               <w:ind w:left="120"/>
             </w:pPr>
-            <w:hyperlink w:history="1" r:id="rId3sdu6fpmllvdto_eg4fgz">
+            <w:hyperlink w:history="1" r:id="rIdctcta8krizm15amfzxuhq">
               <w:r>
                 <w:rPr>
                   <w:rFonts w:ascii="Arial" w:cs="Arial" w:eastAsia="Arial" w:hAnsi="Arial"/>
@@ -7508,7 +7508,7 @@
             <w:pPr>
               <w:spacing w:after="20" w:before="0"/>
             </w:pPr>
-            <w:hyperlink w:history="1" r:id="rIdnuem9ixqp9k6wdq0dufjk">
+            <w:hyperlink w:history="1" r:id="rIdyb5_ar6q2hqzdv3ne76w2">
               <w:r>
                 <w:rPr>
                   <w:rFonts w:ascii="Arial" w:cs="Arial" w:eastAsia="Arial" w:hAnsi="Arial"/>
@@ -7557,7 +7557,7 @@
               <w:spacing w:after="10" w:before="0"/>
               <w:ind w:left="120"/>
             </w:pPr>
-            <w:hyperlink w:history="1" r:id="rId9j602mam2hoaxfrkoojag">
+            <w:hyperlink w:history="1" r:id="rIdctzfq-9cgep_yuh1pbwx7">
               <w:r>
                 <w:rPr>
                   <w:rFonts w:ascii="Arial" w:cs="Arial" w:eastAsia="Arial" w:hAnsi="Arial"/>
@@ -8082,7 +8082,7 @@
         </w:rPr>
         <w:t xml:space="preserve">© 2026 SeaVuria and ARES. Aligned with KICD objectives. Developed by SeaVuria; technical implementation by ARES (with AI assistance from Claude). Licensed under </w:t>
       </w:r>
-      <w:hyperlink w:history="1" r:id="rIdoqw_ifggvtk5oynoh9rie">
+      <w:hyperlink w:history="1" r:id="rIdjdcv1plcefntm0e1_ubbk">
         <w:r>
           <w:rPr>
             <w:rFonts w:ascii="Arial" w:cs="Arial" w:eastAsia="Arial" w:hAnsi="Arial"/>
@@ -8103,7 +8103,7 @@
         </w:rPr>
         <w:t xml:space="preserve"> (</w:t>
       </w:r>
-      <w:hyperlink w:history="1" r:id="rIde6iqoxqzdpp6jx41-nuxd">
+      <w:hyperlink w:history="1" r:id="rIdnz6ejzf2hnvx0twessmyf">
         <w:r>
           <w:rPr>
             <w:rFonts w:ascii="Arial" w:cs="Arial" w:eastAsia="Arial" w:hAnsi="Arial"/>
@@ -9160,7 +9160,7 @@
               <w:spacing w:after="10" w:before="0"/>
               <w:ind w:left="120"/>
             </w:pPr>
-            <w:hyperlink w:history="1" r:id="rIdmme2asizxd4dgptwc_kwn">
+            <w:hyperlink w:history="1" r:id="rIdv4usxofl_-npew5dox5bs">
               <w:r>
                 <w:rPr>
                   <w:rFonts w:ascii="Arial" w:cs="Arial" w:eastAsia="Arial" w:hAnsi="Arial"/>
@@ -9237,7 +9237,7 @@
               <w:spacing w:after="10" w:before="0"/>
               <w:ind w:left="120"/>
             </w:pPr>
-            <w:hyperlink w:history="1" r:id="rIdhkzweeiyroghn8m_jtcfb">
+            <w:hyperlink w:history="1" r:id="rIdpd6rlkgo7uksidarhoap1">
               <w:r>
                 <w:rPr>
                   <w:rFonts w:ascii="Arial" w:cs="Arial" w:eastAsia="Arial" w:hAnsi="Arial"/>
@@ -9469,7 +9469,7 @@
               <w:spacing w:after="10" w:before="0"/>
               <w:ind w:left="120"/>
             </w:pPr>
-            <w:hyperlink w:history="1" r:id="rId_fmzb46kvbcc6xrh82inh">
+            <w:hyperlink w:history="1" r:id="rIdkqnuiujm7bwzcauq9dsas">
               <w:r>
                 <w:rPr>
                   <w:rFonts w:ascii="Arial" w:cs="Arial" w:eastAsia="Arial" w:hAnsi="Arial"/>
@@ -9546,7 +9546,7 @@
               <w:spacing w:after="10" w:before="0"/>
               <w:ind w:left="120"/>
             </w:pPr>
-            <w:hyperlink w:history="1" r:id="rIdcbif2lz0hjslaammd_d2g">
+            <w:hyperlink w:history="1" r:id="rIdyjcvrb7euaonfhsx9m30q">
               <w:r>
                 <w:rPr>
                   <w:rFonts w:ascii="Arial" w:cs="Arial" w:eastAsia="Arial" w:hAnsi="Arial"/>
@@ -9778,7 +9778,7 @@
               <w:spacing w:after="10" w:before="0"/>
               <w:ind w:left="120"/>
             </w:pPr>
-            <w:hyperlink w:history="1" r:id="rIdsxeb9bz_k0rvkrphozmwm">
+            <w:hyperlink w:history="1" r:id="rIdf2ihuu0hkz5_egovjigll">
               <w:r>
                 <w:rPr>
                   <w:rFonts w:ascii="Arial" w:cs="Arial" w:eastAsia="Arial" w:hAnsi="Arial"/>
@@ -9855,7 +9855,7 @@
               <w:spacing w:after="10" w:before="0"/>
               <w:ind w:left="120"/>
             </w:pPr>
-            <w:hyperlink w:history="1" r:id="rIdzupgvdnxp69d4gvxn_ofi">
+            <w:hyperlink w:history="1" r:id="rIdhhx39evfw6oaqoq4_7fyr">
               <w:r>
                 <w:rPr>
                   <w:rFonts w:ascii="Arial" w:cs="Arial" w:eastAsia="Arial" w:hAnsi="Arial"/>
@@ -10087,7 +10087,7 @@
               <w:spacing w:after="10" w:before="0"/>
               <w:ind w:left="120"/>
             </w:pPr>
-            <w:hyperlink w:history="1" r:id="rIdbojjvkrjwj1tq13qgyxsj">
+            <w:hyperlink w:history="1" r:id="rId8w27znhamw04fzp8gfh4k">
               <w:r>
                 <w:rPr>
                   <w:rFonts w:ascii="Arial" w:cs="Arial" w:eastAsia="Arial" w:hAnsi="Arial"/>
@@ -10164,7 +10164,7 @@
               <w:spacing w:after="10" w:before="0"/>
               <w:ind w:left="120"/>
             </w:pPr>
-            <w:hyperlink w:history="1" r:id="rIddkam1v0mfzd6sp2sdvure">
+            <w:hyperlink w:history="1" r:id="rIdynhcamx1dluwru76hx9i5">
               <w:r>
                 <w:rPr>
                   <w:rFonts w:ascii="Arial" w:cs="Arial" w:eastAsia="Arial" w:hAnsi="Arial"/>
@@ -10396,7 +10396,7 @@
               <w:spacing w:after="10" w:before="0"/>
               <w:ind w:left="120"/>
             </w:pPr>
-            <w:hyperlink w:history="1" r:id="rIdituchgurtwj_ajg8vwqpp">
+            <w:hyperlink w:history="1" r:id="rIdlnzbaqkksptjfjnlvd9fk">
               <w:r>
                 <w:rPr>
                   <w:rFonts w:ascii="Arial" w:cs="Arial" w:eastAsia="Arial" w:hAnsi="Arial"/>
@@ -10473,7 +10473,7 @@
               <w:spacing w:after="10" w:before="0"/>
               <w:ind w:left="120"/>
             </w:pPr>
-            <w:hyperlink w:history="1" r:id="rIdx1qgjnrmrevhgrcio6tjm">
+            <w:hyperlink w:history="1" r:id="rIdfdxg2uj9wmijqczy8lm7j">
               <w:r>
                 <w:rPr>
                   <w:rFonts w:ascii="Arial" w:cs="Arial" w:eastAsia="Arial" w:hAnsi="Arial"/>
@@ -11013,7 +11013,7 @@
         </w:rPr>
         <w:t xml:space="preserve">© 2026 SeaVuria and ARES. Aligned with KICD objectives. Developed by SeaVuria; technical implementation by ARES (with AI assistance from Claude). Licensed under </w:t>
       </w:r>
-      <w:hyperlink w:history="1" r:id="rIdgqnqvxqqnrrflsqpoy0o_">
+      <w:hyperlink w:history="1" r:id="rIdd7am0pyytapxbusywe6pp">
         <w:r>
           <w:rPr>
             <w:rFonts w:ascii="Arial" w:cs="Arial" w:eastAsia="Arial" w:hAnsi="Arial"/>
@@ -11034,7 +11034,7 @@
         </w:rPr>
         <w:t xml:space="preserve"> (</w:t>
       </w:r>
-      <w:hyperlink w:history="1" r:id="rIdh2avlbyoxmiqt3w_ju4zq">
+      <w:hyperlink w:history="1" r:id="rIdtp9upgwt0jowrodzcht4e">
         <w:r>
           <w:rPr>
             <w:rFonts w:ascii="Arial" w:cs="Arial" w:eastAsia="Arial" w:hAnsi="Arial"/>
@@ -12074,7 +12074,7 @@
             <w:pPr>
               <w:spacing w:after="20" w:before="0"/>
             </w:pPr>
-            <w:hyperlink w:history="1" r:id="rId3unbmjbyvwqfa5v77aovw">
+            <w:hyperlink w:history="1" r:id="rIdrihulvvrbvsqr7unynq8u">
               <w:r>
                 <w:rPr>
                   <w:rFonts w:ascii="Arial" w:cs="Arial" w:eastAsia="Arial" w:hAnsi="Arial"/>
@@ -12107,7 +12107,7 @@
               <w:spacing w:after="10" w:before="0"/>
               <w:ind w:left="120"/>
             </w:pPr>
-            <w:hyperlink w:history="1" r:id="rIdizfdocpcbrzngc5-ay1b2">
+            <w:hyperlink w:history="1" r:id="rIdme1qt3mnfpgib8qkcnce_">
               <w:r>
                 <w:rPr>
                   <w:rFonts w:ascii="Arial" w:cs="Arial" w:eastAsia="Arial" w:hAnsi="Arial"/>
@@ -12152,7 +12152,7 @@
             <w:pPr>
               <w:spacing w:after="20" w:before="0"/>
             </w:pPr>
-            <w:hyperlink w:history="1" r:id="rId_1bilnqbzenxc17hf05ci">
+            <w:hyperlink w:history="1" r:id="rIdi9js4vogpcw8wfqtmgxga">
               <w:r>
                 <w:rPr>
                   <w:rFonts w:ascii="Arial" w:cs="Arial" w:eastAsia="Arial" w:hAnsi="Arial"/>
@@ -12185,7 +12185,7 @@
               <w:spacing w:after="10" w:before="0"/>
               <w:ind w:left="120"/>
             </w:pPr>
-            <w:hyperlink w:history="1" r:id="rIdj8k7wo5jbvkolruwjwf5s">
+            <w:hyperlink w:history="1" r:id="rId-okodolelpdsmg6btdoqe">
               <w:r>
                 <w:rPr>
                   <w:rFonts w:ascii="Arial" w:cs="Arial" w:eastAsia="Arial" w:hAnsi="Arial"/>
@@ -12385,7 +12385,7 @@
             <w:pPr>
               <w:spacing w:after="20" w:before="0"/>
             </w:pPr>
-            <w:hyperlink w:history="1" r:id="rIdp0m7e8_zltmzvplr8qv7a">
+            <w:hyperlink w:history="1" r:id="rId7j9jgk-abp0vqnfhz0q9m">
               <w:r>
                 <w:rPr>
                   <w:rFonts w:ascii="Arial" w:cs="Arial" w:eastAsia="Arial" w:hAnsi="Arial"/>
@@ -12418,7 +12418,7 @@
               <w:spacing w:after="10" w:before="0"/>
               <w:ind w:left="120"/>
             </w:pPr>
-            <w:hyperlink w:history="1" r:id="rIdpfxuohlwx6w3glfvy3uyw">
+            <w:hyperlink w:history="1" r:id="rIdlwkdrrtocto1zrif5_avk">
               <w:r>
                 <w:rPr>
                   <w:rFonts w:ascii="Arial" w:cs="Arial" w:eastAsia="Arial" w:hAnsi="Arial"/>
@@ -12463,7 +12463,7 @@
             <w:pPr>
               <w:spacing w:after="20" w:before="0"/>
             </w:pPr>
-            <w:hyperlink w:history="1" r:id="rIdekgvnztufccyd8gsxkrfi">
+            <w:hyperlink w:history="1" r:id="rIdxn2art0fax8wmog2ywj6j">
               <w:r>
                 <w:rPr>
                   <w:rFonts w:ascii="Arial" w:cs="Arial" w:eastAsia="Arial" w:hAnsi="Arial"/>
@@ -12496,7 +12496,7 @@
               <w:spacing w:after="10" w:before="0"/>
               <w:ind w:left="120"/>
             </w:pPr>
-            <w:hyperlink w:history="1" r:id="rIdcpq0tog8zcb_z7boksqzm">
+            <w:hyperlink w:history="1" r:id="rIdsmznj4ni4atrnnfh84g37">
               <w:r>
                 <w:rPr>
                   <w:rFonts w:ascii="Arial" w:cs="Arial" w:eastAsia="Arial" w:hAnsi="Arial"/>
@@ -12696,7 +12696,7 @@
             <w:pPr>
               <w:spacing w:after="20" w:before="0"/>
             </w:pPr>
-            <w:hyperlink w:history="1" r:id="rIdixno5feen9dlxajzk3utu">
+            <w:hyperlink w:history="1" r:id="rIdihlxqu6ds66sff0d_wkz5">
               <w:r>
                 <w:rPr>
                   <w:rFonts w:ascii="Arial" w:cs="Arial" w:eastAsia="Arial" w:hAnsi="Arial"/>
@@ -12729,7 +12729,7 @@
               <w:spacing w:after="10" w:before="0"/>
               <w:ind w:left="120"/>
             </w:pPr>
-            <w:hyperlink w:history="1" r:id="rIdhiy7ndjkvnurx2oyjwmks">
+            <w:hyperlink w:history="1" r:id="rId8hqv3vneo9sz0bqgk3tml">
               <w:r>
                 <w:rPr>
                   <w:rFonts w:ascii="Arial" w:cs="Arial" w:eastAsia="Arial" w:hAnsi="Arial"/>
@@ -12774,7 +12774,7 @@
             <w:pPr>
               <w:spacing w:after="20" w:before="0"/>
             </w:pPr>
-            <w:hyperlink w:history="1" r:id="rIdaasweofwp93uaqx8nmazg">
+            <w:hyperlink w:history="1" r:id="rIda2lfgttr7mgqcacscckpo">
               <w:r>
                 <w:rPr>
                   <w:rFonts w:ascii="Arial" w:cs="Arial" w:eastAsia="Arial" w:hAnsi="Arial"/>
@@ -12807,7 +12807,7 @@
               <w:spacing w:after="10" w:before="0"/>
               <w:ind w:left="120"/>
             </w:pPr>
-            <w:hyperlink w:history="1" r:id="rIdqd96abdpsgjgh8xhbvccs">
+            <w:hyperlink w:history="1" r:id="rIdw99nxaygbwsri133l2yql">
               <w:r>
                 <w:rPr>
                   <w:rFonts w:ascii="Arial" w:cs="Arial" w:eastAsia="Arial" w:hAnsi="Arial"/>
@@ -13007,7 +13007,7 @@
             <w:pPr>
               <w:spacing w:after="20" w:before="0"/>
             </w:pPr>
-            <w:hyperlink w:history="1" r:id="rId6jlr1dadflrqtfblxwnyj">
+            <w:hyperlink w:history="1" r:id="rIde7m2cs3z4gle9spqvdzly">
               <w:r>
                 <w:rPr>
                   <w:rFonts w:ascii="Arial" w:cs="Arial" w:eastAsia="Arial" w:hAnsi="Arial"/>
@@ -13040,7 +13040,7 @@
               <w:spacing w:after="10" w:before="0"/>
               <w:ind w:left="120"/>
             </w:pPr>
-            <w:hyperlink w:history="1" r:id="rIdtp1gs4keeuanmtbcn_8v7">
+            <w:hyperlink w:history="1" r:id="rIdu69gu9fcg1i3wctmhun9m">
               <w:r>
                 <w:rPr>
                   <w:rFonts w:ascii="Arial" w:cs="Arial" w:eastAsia="Arial" w:hAnsi="Arial"/>
@@ -13085,7 +13085,7 @@
             <w:pPr>
               <w:spacing w:after="20" w:before="0"/>
             </w:pPr>
-            <w:hyperlink w:history="1" r:id="rIdjyq36ji2wpk_tgssk6jup">
+            <w:hyperlink w:history="1" r:id="rIdju8tm9fi4djfsdt8b3ye2">
               <w:r>
                 <w:rPr>
                   <w:rFonts w:ascii="Arial" w:cs="Arial" w:eastAsia="Arial" w:hAnsi="Arial"/>
@@ -13118,7 +13118,7 @@
               <w:spacing w:after="10" w:before="0"/>
               <w:ind w:left="120"/>
             </w:pPr>
-            <w:hyperlink w:history="1" r:id="rId8v38jcc133eyscgb4vikr">
+            <w:hyperlink w:history="1" r:id="rIdv4mnse7ggmec4vp7dnvfs">
               <w:r>
                 <w:rPr>
                   <w:rFonts w:ascii="Arial" w:cs="Arial" w:eastAsia="Arial" w:hAnsi="Arial"/>
@@ -13318,7 +13318,7 @@
             <w:pPr>
               <w:spacing w:after="20" w:before="0"/>
             </w:pPr>
-            <w:hyperlink w:history="1" r:id="rId18x1_rpbwdut4jf4y64r_">
+            <w:hyperlink w:history="1" r:id="rId2jm_-wvuahwzcpq0wafqe">
               <w:r>
                 <w:rPr>
                   <w:rFonts w:ascii="Arial" w:cs="Arial" w:eastAsia="Arial" w:hAnsi="Arial"/>
@@ -13351,7 +13351,7 @@
               <w:spacing w:after="10" w:before="0"/>
               <w:ind w:left="120"/>
             </w:pPr>
-            <w:hyperlink w:history="1" r:id="rIdaj91hfptmn1j272ti5alm">
+            <w:hyperlink w:history="1" r:id="rIdhcfieefhlwbxyukxjm8kv">
               <w:r>
                 <w:rPr>
                   <w:rFonts w:ascii="Arial" w:cs="Arial" w:eastAsia="Arial" w:hAnsi="Arial"/>
@@ -13396,7 +13396,7 @@
             <w:pPr>
               <w:spacing w:after="20" w:before="0"/>
             </w:pPr>
-            <w:hyperlink w:history="1" r:id="rIdkparez-mzhm_vwu5esivx">
+            <w:hyperlink w:history="1" r:id="rId5f7gs97uusndt3sz3urke">
               <w:r>
                 <w:rPr>
                   <w:rFonts w:ascii="Arial" w:cs="Arial" w:eastAsia="Arial" w:hAnsi="Arial"/>
@@ -13429,7 +13429,7 @@
               <w:spacing w:after="10" w:before="0"/>
               <w:ind w:left="120"/>
             </w:pPr>
-            <w:hyperlink w:history="1" r:id="rIdeaqtxhnhph6a-dxyzvkhb">
+            <w:hyperlink w:history="1" r:id="rIdcr5q5sjvwm_d4oxr4zzsn">
               <w:r>
                 <w:rPr>
                   <w:rFonts w:ascii="Arial" w:cs="Arial" w:eastAsia="Arial" w:hAnsi="Arial"/>
@@ -13954,7 +13954,7 @@
         </w:rPr>
         <w:t xml:space="preserve">© 2026 SeaVuria and ARES. Aligned with KICD objectives. Developed by SeaVuria; technical implementation by ARES (with AI assistance from Claude). Licensed under </w:t>
       </w:r>
-      <w:hyperlink w:history="1" r:id="rId6lxud1cbaeddcy1rvgguj">
+      <w:hyperlink w:history="1" r:id="rIdyxtwz1s-0f4o9uiko1tp5">
         <w:r>
           <w:rPr>
             <w:rFonts w:ascii="Arial" w:cs="Arial" w:eastAsia="Arial" w:hAnsi="Arial"/>
@@ -13975,7 +13975,7 @@
         </w:rPr>
         <w:t xml:space="preserve"> (</w:t>
       </w:r>
-      <w:hyperlink w:history="1" r:id="rIdxsqc6u2sqyq_-0qaqunf2">
+      <w:hyperlink w:history="1" r:id="rIdcdctiu71ket7isd5hm1e8">
         <w:r>
           <w:rPr>
             <w:rFonts w:ascii="Arial" w:cs="Arial" w:eastAsia="Arial" w:hAnsi="Arial"/>
@@ -15015,7 +15015,7 @@
             <w:pPr>
               <w:spacing w:after="20" w:before="0"/>
             </w:pPr>
-            <w:hyperlink w:history="1" r:id="rId2abrpzkvknegeot6lgkum">
+            <w:hyperlink w:history="1" r:id="rIdasgvuxlvf71kklpaokpvp">
               <w:r>
                 <w:rPr>
                   <w:rFonts w:ascii="Arial" w:cs="Arial" w:eastAsia="Arial" w:hAnsi="Arial"/>
@@ -15048,7 +15048,7 @@
               <w:spacing w:after="10" w:before="0"/>
               <w:ind w:left="120"/>
             </w:pPr>
-            <w:hyperlink w:history="1" r:id="rIdq23f8trh9ws1mgyu3zcbw">
+            <w:hyperlink w:history="1" r:id="rIdkfvuubv6pgogomuggt1dq">
               <w:r>
                 <w:rPr>
                   <w:rFonts w:ascii="Arial" w:cs="Arial" w:eastAsia="Arial" w:hAnsi="Arial"/>
@@ -15093,7 +15093,7 @@
             <w:pPr>
               <w:spacing w:after="20" w:before="0"/>
             </w:pPr>
-            <w:hyperlink w:history="1" r:id="rIdg6bunas6ghrqmwujsraks">
+            <w:hyperlink w:history="1" r:id="rId24i-9abyjlch1dyvpnzut">
               <w:r>
                 <w:rPr>
                   <w:rFonts w:ascii="Arial" w:cs="Arial" w:eastAsia="Arial" w:hAnsi="Arial"/>
@@ -15142,7 +15142,7 @@
               <w:spacing w:after="10" w:before="0"/>
               <w:ind w:left="120"/>
             </w:pPr>
-            <w:hyperlink w:history="1" r:id="rIdazoaabjavatyjx8yl5pjf">
+            <w:hyperlink w:history="1" r:id="rIdffvp3o2cdvot_kkzxkmfo">
               <w:r>
                 <w:rPr>
                   <w:rFonts w:ascii="Arial" w:cs="Arial" w:eastAsia="Arial" w:hAnsi="Arial"/>
@@ -15342,7 +15342,7 @@
             <w:pPr>
               <w:spacing w:after="20" w:before="0"/>
             </w:pPr>
-            <w:hyperlink w:history="1" r:id="rIdozkmhc10ztwjthahch9nj">
+            <w:hyperlink w:history="1" r:id="rIdeflo85h2x-yxthrsju_oh">
               <w:r>
                 <w:rPr>
                   <w:rFonts w:ascii="Arial" w:cs="Arial" w:eastAsia="Arial" w:hAnsi="Arial"/>
@@ -15375,7 +15375,7 @@
               <w:spacing w:after="10" w:before="0"/>
               <w:ind w:left="120"/>
             </w:pPr>
-            <w:hyperlink w:history="1" r:id="rId6-6d05pfqvo3hc9ov7mda">
+            <w:hyperlink w:history="1" r:id="rIdmavkuxn4e1r3i3es6j0-q">
               <w:r>
                 <w:rPr>
                   <w:rFonts w:ascii="Arial" w:cs="Arial" w:eastAsia="Arial" w:hAnsi="Arial"/>
@@ -15420,7 +15420,7 @@
             <w:pPr>
               <w:spacing w:after="20" w:before="0"/>
             </w:pPr>
-            <w:hyperlink w:history="1" r:id="rId1eeet3preedy8eovw7soy">
+            <w:hyperlink w:history="1" r:id="rIdal0kvtf-lcuyfhkg1qx_s">
               <w:r>
                 <w:rPr>
                   <w:rFonts w:ascii="Arial" w:cs="Arial" w:eastAsia="Arial" w:hAnsi="Arial"/>
@@ -15469,7 +15469,7 @@
               <w:spacing w:after="10" w:before="0"/>
               <w:ind w:left="120"/>
             </w:pPr>
-            <w:hyperlink w:history="1" r:id="rIdbd4jnpsiznmu1pfwu6o0z">
+            <w:hyperlink w:history="1" r:id="rIdh7ql4tkxythbghobc21zx">
               <w:r>
                 <w:rPr>
                   <w:rFonts w:ascii="Arial" w:cs="Arial" w:eastAsia="Arial" w:hAnsi="Arial"/>
@@ -15669,7 +15669,7 @@
             <w:pPr>
               <w:spacing w:after="20" w:before="0"/>
             </w:pPr>
-            <w:hyperlink w:history="1" r:id="rIdmftlbf0degb-sq6pwbtca">
+            <w:hyperlink w:history="1" r:id="rId9s-pgnhvey4wtw-dfzpk0">
               <w:r>
                 <w:rPr>
                   <w:rFonts w:ascii="Arial" w:cs="Arial" w:eastAsia="Arial" w:hAnsi="Arial"/>
@@ -15702,7 +15702,7 @@
               <w:spacing w:after="10" w:before="0"/>
               <w:ind w:left="120"/>
             </w:pPr>
-            <w:hyperlink w:history="1" r:id="rIdn-zr8b_rfz6oh_mqxpbwt">
+            <w:hyperlink w:history="1" r:id="rIdflkmh_7ljasyrwjxexuzc">
               <w:r>
                 <w:rPr>
                   <w:rFonts w:ascii="Arial" w:cs="Arial" w:eastAsia="Arial" w:hAnsi="Arial"/>
@@ -15747,7 +15747,7 @@
             <w:pPr>
               <w:spacing w:after="20" w:before="0"/>
             </w:pPr>
-            <w:hyperlink w:history="1" r:id="rIdirrqvtsrpabswewg0l1-1">
+            <w:hyperlink w:history="1" r:id="rIdm8qyvswjxpcomggspq2g0">
               <w:r>
                 <w:rPr>
                   <w:rFonts w:ascii="Arial" w:cs="Arial" w:eastAsia="Arial" w:hAnsi="Arial"/>
@@ -15796,7 +15796,7 @@
               <w:spacing w:after="10" w:before="0"/>
               <w:ind w:left="120"/>
             </w:pPr>
-            <w:hyperlink w:history="1" r:id="rIdodeiq_ay9pl4grgon88os">
+            <w:hyperlink w:history="1" r:id="rId5c73g1xuomoa98qmkvw82">
               <w:r>
                 <w:rPr>
                   <w:rFonts w:ascii="Arial" w:cs="Arial" w:eastAsia="Arial" w:hAnsi="Arial"/>
@@ -15996,7 +15996,7 @@
             <w:pPr>
               <w:spacing w:after="20" w:before="0"/>
             </w:pPr>
-            <w:hyperlink w:history="1" r:id="rId_juzd8-iuhg1-6kqek5kx">
+            <w:hyperlink w:history="1" r:id="rId5unvso_aczgblf_o37ryo">
               <w:r>
                 <w:rPr>
                   <w:rFonts w:ascii="Arial" w:cs="Arial" w:eastAsia="Arial" w:hAnsi="Arial"/>
@@ -16029,7 +16029,7 @@
               <w:spacing w:after="10" w:before="0"/>
               <w:ind w:left="120"/>
             </w:pPr>
-            <w:hyperlink w:history="1" r:id="rIdyopiqa3e30g8tzjrj4b5_">
+            <w:hyperlink w:history="1" r:id="rIdffiips5qeatkbrqnbcwen">
               <w:r>
                 <w:rPr>
                   <w:rFonts w:ascii="Arial" w:cs="Arial" w:eastAsia="Arial" w:hAnsi="Arial"/>
@@ -16074,7 +16074,7 @@
             <w:pPr>
               <w:spacing w:after="20" w:before="0"/>
             </w:pPr>
-            <w:hyperlink w:history="1" r:id="rIdi_i_zo3ow5linlazty36r">
+            <w:hyperlink w:history="1" r:id="rIdyk1qxlictl3r-xid8uv46">
               <w:r>
                 <w:rPr>
                   <w:rFonts w:ascii="Arial" w:cs="Arial" w:eastAsia="Arial" w:hAnsi="Arial"/>
@@ -16123,7 +16123,7 @@
               <w:spacing w:after="10" w:before="0"/>
               <w:ind w:left="120"/>
             </w:pPr>
-            <w:hyperlink w:history="1" r:id="rIdft9kxdftn8dbie0n9ku2z">
+            <w:hyperlink w:history="1" r:id="rIdbnxmqkr0az_dbt8_z6tql">
               <w:r>
                 <w:rPr>
                   <w:rFonts w:ascii="Arial" w:cs="Arial" w:eastAsia="Arial" w:hAnsi="Arial"/>
@@ -16323,7 +16323,7 @@
             <w:pPr>
               <w:spacing w:after="20" w:before="0"/>
             </w:pPr>
-            <w:hyperlink w:history="1" r:id="rIdfunaqsdkcownmwo2trhij">
+            <w:hyperlink w:history="1" r:id="rIdphemzdb-agik3jxw2moil">
               <w:r>
                 <w:rPr>
                   <w:rFonts w:ascii="Arial" w:cs="Arial" w:eastAsia="Arial" w:hAnsi="Arial"/>
@@ -16356,7 +16356,7 @@
               <w:spacing w:after="10" w:before="0"/>
               <w:ind w:left="120"/>
             </w:pPr>
-            <w:hyperlink w:history="1" r:id="rIdpv7fvrkwnzn3ebthm96yt">
+            <w:hyperlink w:history="1" r:id="rIdzbqbsseztgwnnix8ibbky">
               <w:r>
                 <w:rPr>
                   <w:rFonts w:ascii="Arial" w:cs="Arial" w:eastAsia="Arial" w:hAnsi="Arial"/>
@@ -16401,7 +16401,7 @@
             <w:pPr>
               <w:spacing w:after="20" w:before="0"/>
             </w:pPr>
-            <w:hyperlink w:history="1" r:id="rIdigkn7kojuglgnpu12y8po">
+            <w:hyperlink w:history="1" r:id="rIdikxwrvr8tb5seoe6zcq1l">
               <w:r>
                 <w:rPr>
                   <w:rFonts w:ascii="Arial" w:cs="Arial" w:eastAsia="Arial" w:hAnsi="Arial"/>
@@ -16450,7 +16450,7 @@
               <w:spacing w:after="10" w:before="0"/>
               <w:ind w:left="120"/>
             </w:pPr>
-            <w:hyperlink w:history="1" r:id="rIdg2x1tmt5s6a9vahyapupp">
+            <w:hyperlink w:history="1" r:id="rId9hgyd6ck6gka04poeflpj">
               <w:r>
                 <w:rPr>
                   <w:rFonts w:ascii="Arial" w:cs="Arial" w:eastAsia="Arial" w:hAnsi="Arial"/>
@@ -16975,7 +16975,7 @@
         </w:rPr>
         <w:t xml:space="preserve">© 2026 SeaVuria and ARES. Aligned with KICD objectives. Developed by SeaVuria; technical implementation by ARES (with AI assistance from Claude). Licensed under </w:t>
       </w:r>
-      <w:hyperlink w:history="1" r:id="rIdlfqk8yebnn8uuj3u1rv0e">
+      <w:hyperlink w:history="1" r:id="rIdst4nmyou0hxeb-e6y76hs">
         <w:r>
           <w:rPr>
             <w:rFonts w:ascii="Arial" w:cs="Arial" w:eastAsia="Arial" w:hAnsi="Arial"/>
@@ -16996,7 +16996,7 @@
         </w:rPr>
         <w:t xml:space="preserve"> (</w:t>
       </w:r>
-      <w:hyperlink w:history="1" r:id="rIdmxatpy_brnj2jnbpndcff">
+      <w:hyperlink w:history="1" r:id="rIdyt74w2tbt3yog1fhf3m_g">
         <w:r>
           <w:rPr>
             <w:rFonts w:ascii="Arial" w:cs="Arial" w:eastAsia="Arial" w:hAnsi="Arial"/>
@@ -18036,7 +18036,7 @@
             <w:pPr>
               <w:spacing w:after="20" w:before="0"/>
             </w:pPr>
-            <w:hyperlink w:history="1" r:id="rIdkysowd9avdm8evdggfe1y">
+            <w:hyperlink w:history="1" r:id="rIdgl6lnor7omvvbvu8rrhgi">
               <w:r>
                 <w:rPr>
                   <w:rFonts w:ascii="Arial" w:cs="Arial" w:eastAsia="Arial" w:hAnsi="Arial"/>
@@ -18069,7 +18069,7 @@
               <w:spacing w:after="10" w:before="0"/>
               <w:ind w:left="120"/>
             </w:pPr>
-            <w:hyperlink w:history="1" r:id="rIdktezynbc9qknqlk9itsng">
+            <w:hyperlink w:history="1" r:id="rIdd1e7h8gnwzwvugzbslqor">
               <w:r>
                 <w:rPr>
                   <w:rFonts w:ascii="Arial" w:cs="Arial" w:eastAsia="Arial" w:hAnsi="Arial"/>
@@ -18131,7 +18131,7 @@
               <w:spacing w:after="10" w:before="0"/>
               <w:ind w:left="120"/>
             </w:pPr>
-            <w:hyperlink w:history="1" r:id="rIdp0qrfc2wpdubweq097dk_">
+            <w:hyperlink w:history="1" r:id="rIdbnsa5ns9yet_herhx8qwu">
               <w:r>
                 <w:rPr>
                   <w:rFonts w:ascii="Arial" w:cs="Arial" w:eastAsia="Arial" w:hAnsi="Arial"/>
@@ -18346,7 +18346,7 @@
             <w:pPr>
               <w:spacing w:after="20" w:before="0"/>
             </w:pPr>
-            <w:hyperlink w:history="1" r:id="rIdr21fop3kent6mfdbi232j">
+            <w:hyperlink w:history="1" r:id="rIdvvwmatrvlcnlb_0rgbztt">
               <w:r>
                 <w:rPr>
                   <w:rFonts w:ascii="Arial" w:cs="Arial" w:eastAsia="Arial" w:hAnsi="Arial"/>
@@ -18379,7 +18379,7 @@
               <w:spacing w:after="10" w:before="0"/>
               <w:ind w:left="120"/>
             </w:pPr>
-            <w:hyperlink w:history="1" r:id="rIdqeszivjbnus8qjqkgfen9">
+            <w:hyperlink w:history="1" r:id="rIdc0tesox8dwnpy2hqjm8kl">
               <w:r>
                 <w:rPr>
                   <w:rFonts w:ascii="Arial" w:cs="Arial" w:eastAsia="Arial" w:hAnsi="Arial"/>
@@ -18441,7 +18441,7 @@
               <w:spacing w:after="10" w:before="0"/>
               <w:ind w:left="120"/>
             </w:pPr>
-            <w:hyperlink w:history="1" r:id="rIdnutb2ls3xfpxi5hrvdoyg">
+            <w:hyperlink w:history="1" r:id="rIddco00krk0vyvdv7popb7z">
               <w:r>
                 <w:rPr>
                   <w:rFonts w:ascii="Arial" w:cs="Arial" w:eastAsia="Arial" w:hAnsi="Arial"/>
@@ -18656,7 +18656,7 @@
             <w:pPr>
               <w:spacing w:after="20" w:before="0"/>
             </w:pPr>
-            <w:hyperlink w:history="1" r:id="rIdpcpgstr5mdv3lvzwszgkq">
+            <w:hyperlink w:history="1" r:id="rId1ebxzhggvdqxjr7w-ezpv">
               <w:r>
                 <w:rPr>
                   <w:rFonts w:ascii="Arial" w:cs="Arial" w:eastAsia="Arial" w:hAnsi="Arial"/>
@@ -18689,7 +18689,7 @@
               <w:spacing w:after="10" w:before="0"/>
               <w:ind w:left="120"/>
             </w:pPr>
-            <w:hyperlink w:history="1" r:id="rId7iu2ys6spuumkgakzxree">
+            <w:hyperlink w:history="1" r:id="rIdcabiehyr-tklopzjqyn-f">
               <w:r>
                 <w:rPr>
                   <w:rFonts w:ascii="Arial" w:cs="Arial" w:eastAsia="Arial" w:hAnsi="Arial"/>
@@ -18751,7 +18751,7 @@
               <w:spacing w:after="10" w:before="0"/>
               <w:ind w:left="120"/>
             </w:pPr>
-            <w:hyperlink w:history="1" r:id="rIdj1uclvkkcx7zeqslxmyo7">
+            <w:hyperlink w:history="1" r:id="rIdbs0a20tdccy3hmrug3vvl">
               <w:r>
                 <w:rPr>
                   <w:rFonts w:ascii="Arial" w:cs="Arial" w:eastAsia="Arial" w:hAnsi="Arial"/>
@@ -18966,7 +18966,7 @@
             <w:pPr>
               <w:spacing w:after="20" w:before="0"/>
             </w:pPr>
-            <w:hyperlink w:history="1" r:id="rIdmbjoi9fc0klwbd6izpwer">
+            <w:hyperlink w:history="1" r:id="rIdwqadtyo_sily-uluxpdws">
               <w:r>
                 <w:rPr>
                   <w:rFonts w:ascii="Arial" w:cs="Arial" w:eastAsia="Arial" w:hAnsi="Arial"/>
@@ -18999,7 +18999,7 @@
               <w:spacing w:after="10" w:before="0"/>
               <w:ind w:left="120"/>
             </w:pPr>
-            <w:hyperlink w:history="1" r:id="rId88wi7mrq1-dcnkfhml5jg">
+            <w:hyperlink w:history="1" r:id="rIdue6ljapsbhx2nf1qchnuq">
               <w:r>
                 <w:rPr>
                   <w:rFonts w:ascii="Arial" w:cs="Arial" w:eastAsia="Arial" w:hAnsi="Arial"/>
@@ -19061,7 +19061,7 @@
               <w:spacing w:after="10" w:before="0"/>
               <w:ind w:left="120"/>
             </w:pPr>
-            <w:hyperlink w:history="1" r:id="rIdkv1bxg1n3u_lmxf469p_j">
+            <w:hyperlink w:history="1" r:id="rId2pmt8wzqlguaq3197pbvg">
               <w:r>
                 <w:rPr>
                   <w:rFonts w:ascii="Arial" w:cs="Arial" w:eastAsia="Arial" w:hAnsi="Arial"/>
@@ -19276,7 +19276,7 @@
             <w:pPr>
               <w:spacing w:after="20" w:before="0"/>
             </w:pPr>
-            <w:hyperlink w:history="1" r:id="rIdcmolsqpde6r0umo_gdop3">
+            <w:hyperlink w:history="1" r:id="rIdbksnvfgua94psf2mngb-s">
               <w:r>
                 <w:rPr>
                   <w:rFonts w:ascii="Arial" w:cs="Arial" w:eastAsia="Arial" w:hAnsi="Arial"/>
@@ -19309,7 +19309,7 @@
               <w:spacing w:after="10" w:before="0"/>
               <w:ind w:left="120"/>
             </w:pPr>
-            <w:hyperlink w:history="1" r:id="rId7wmf9tu_o6ii04f4b8ki9">
+            <w:hyperlink w:history="1" r:id="rIdx3r8cnivzfdtsk_wcwwhs">
               <w:r>
                 <w:rPr>
                   <w:rFonts w:ascii="Arial" w:cs="Arial" w:eastAsia="Arial" w:hAnsi="Arial"/>
@@ -19371,7 +19371,7 @@
               <w:spacing w:after="10" w:before="0"/>
               <w:ind w:left="120"/>
             </w:pPr>
-            <w:hyperlink w:history="1" r:id="rIdt8_fdh3bz9j0icqtk7jy8">
+            <w:hyperlink w:history="1" r:id="rIdt2ntce7xrehyrioke0lzg">
               <w:r>
                 <w:rPr>
                   <w:rFonts w:ascii="Arial" w:cs="Arial" w:eastAsia="Arial" w:hAnsi="Arial"/>
@@ -19911,7 +19911,7 @@
         </w:rPr>
         <w:t xml:space="preserve">© 2026 SeaVuria and ARES. Aligned with KICD objectives. Developed by SeaVuria; technical implementation by ARES (with AI assistance from Claude). Licensed under </w:t>
       </w:r>
-      <w:hyperlink w:history="1" r:id="rId8scwqhlauwj4ow5kpigwn">
+      <w:hyperlink w:history="1" r:id="rIdq2ldlhnlxwheuwb28ovdc">
         <w:r>
           <w:rPr>
             <w:rFonts w:ascii="Arial" w:cs="Arial" w:eastAsia="Arial" w:hAnsi="Arial"/>
@@ -19932,7 +19932,7 @@
         </w:rPr>
         <w:t xml:space="preserve"> (</w:t>
       </w:r>
-      <w:hyperlink w:history="1" r:id="rIdrkbqyc6mawj-vncnnxxnq">
+      <w:hyperlink w:history="1" r:id="rIdkklujws1uynenygmlmlc_">
         <w:r>
           <w:rPr>
             <w:rFonts w:ascii="Arial" w:cs="Arial" w:eastAsia="Arial" w:hAnsi="Arial"/>
@@ -20972,7 +20972,7 @@
             <w:pPr>
               <w:spacing w:after="20" w:before="0"/>
             </w:pPr>
-            <w:hyperlink w:history="1" r:id="rIdzgaf5l_ggkwcmny6lwfby">
+            <w:hyperlink w:history="1" r:id="rIddzdz-lntrozhqu2-zzl9w">
               <w:r>
                 <w:rPr>
                   <w:rFonts w:ascii="Arial" w:cs="Arial" w:eastAsia="Arial" w:hAnsi="Arial"/>
@@ -21005,7 +21005,7 @@
               <w:spacing w:after="10" w:before="0"/>
               <w:ind w:left="120"/>
             </w:pPr>
-            <w:hyperlink w:history="1" r:id="rId3tfavn56n52rlqni4r2ad">
+            <w:hyperlink w:history="1" r:id="rIdw-dwptjpjg3wngrz1txnx">
               <w:r>
                 <w:rPr>
                   <w:rFonts w:ascii="Arial" w:cs="Arial" w:eastAsia="Arial" w:hAnsi="Arial"/>
@@ -21050,7 +21050,7 @@
             <w:pPr>
               <w:spacing w:after="20" w:before="0"/>
             </w:pPr>
-            <w:hyperlink w:history="1" r:id="rIdb2voflsv0unyfqnrne1te">
+            <w:hyperlink w:history="1" r:id="rIdl_n2ex4484t6h3qsi86an">
               <w:r>
                 <w:rPr>
                   <w:rFonts w:ascii="Arial" w:cs="Arial" w:eastAsia="Arial" w:hAnsi="Arial"/>
@@ -21099,7 +21099,7 @@
               <w:spacing w:after="10" w:before="0"/>
               <w:ind w:left="120"/>
             </w:pPr>
-            <w:hyperlink w:history="1" r:id="rIdi1snljw83muxhw1w_nyl6">
+            <w:hyperlink w:history="1" r:id="rId9n7w-sq3cvue0c_ysi16w">
               <w:r>
                 <w:rPr>
                   <w:rFonts w:ascii="Arial" w:cs="Arial" w:eastAsia="Arial" w:hAnsi="Arial"/>
@@ -21299,7 +21299,7 @@
             <w:pPr>
               <w:spacing w:after="20" w:before="0"/>
             </w:pPr>
-            <w:hyperlink w:history="1" r:id="rIds1y0a8dizcwnhzrrfutat">
+            <w:hyperlink w:history="1" r:id="rIdaxwpdt9sdydouk_-y3fjc">
               <w:r>
                 <w:rPr>
                   <w:rFonts w:ascii="Arial" w:cs="Arial" w:eastAsia="Arial" w:hAnsi="Arial"/>
@@ -21332,7 +21332,7 @@
               <w:spacing w:after="10" w:before="0"/>
               <w:ind w:left="120"/>
             </w:pPr>
-            <w:hyperlink w:history="1" r:id="rId5jdsje_wwkdiu9h5ngxg9">
+            <w:hyperlink w:history="1" r:id="rIdglf59-06yrbtzizvm4vc7">
               <w:r>
                 <w:rPr>
                   <w:rFonts w:ascii="Arial" w:cs="Arial" w:eastAsia="Arial" w:hAnsi="Arial"/>
@@ -21377,7 +21377,7 @@
             <w:pPr>
               <w:spacing w:after="20" w:before="0"/>
             </w:pPr>
-            <w:hyperlink w:history="1" r:id="rIdkxntqnqm3k1mahzywtwkb">
+            <w:hyperlink w:history="1" r:id="rId-gzcthvjsnmbubniqc7_d">
               <w:r>
                 <w:rPr>
                   <w:rFonts w:ascii="Arial" w:cs="Arial" w:eastAsia="Arial" w:hAnsi="Arial"/>
@@ -21426,7 +21426,7 @@
               <w:spacing w:after="10" w:before="0"/>
               <w:ind w:left="120"/>
             </w:pPr>
-            <w:hyperlink w:history="1" r:id="rIdnbxrxc7bmh0zrqhysxfh6">
+            <w:hyperlink w:history="1" r:id="rIdzb349ahes3txnb8psnked">
               <w:r>
                 <w:rPr>
                   <w:rFonts w:ascii="Arial" w:cs="Arial" w:eastAsia="Arial" w:hAnsi="Arial"/>
@@ -21626,7 +21626,7 @@
             <w:pPr>
               <w:spacing w:after="20" w:before="0"/>
             </w:pPr>
-            <w:hyperlink w:history="1" r:id="rId0uzk-gdg5gv_ib2imdauy">
+            <w:hyperlink w:history="1" r:id="rIdmuf4oau-qbjzmvvsapjpf">
               <w:r>
                 <w:rPr>
                   <w:rFonts w:ascii="Arial" w:cs="Arial" w:eastAsia="Arial" w:hAnsi="Arial"/>
@@ -21659,7 +21659,7 @@
               <w:spacing w:after="10" w:before="0"/>
               <w:ind w:left="120"/>
             </w:pPr>
-            <w:hyperlink w:history="1" r:id="rIdzfriyh5r9ba75utu4dnic">
+            <w:hyperlink w:history="1" r:id="rIdgld8_gf33hrloegx1l6nk">
               <w:r>
                 <w:rPr>
                   <w:rFonts w:ascii="Arial" w:cs="Arial" w:eastAsia="Arial" w:hAnsi="Arial"/>
@@ -21704,7 +21704,7 @@
             <w:pPr>
               <w:spacing w:after="20" w:before="0"/>
             </w:pPr>
-            <w:hyperlink w:history="1" r:id="rId18xyg8qsdfjvbryinpxlh">
+            <w:hyperlink w:history="1" r:id="rId5dycte4ix0uirzx-e3suw">
               <w:r>
                 <w:rPr>
                   <w:rFonts w:ascii="Arial" w:cs="Arial" w:eastAsia="Arial" w:hAnsi="Arial"/>
@@ -21753,7 +21753,7 @@
               <w:spacing w:after="10" w:before="0"/>
               <w:ind w:left="120"/>
             </w:pPr>
-            <w:hyperlink w:history="1" r:id="rIdkfsb5576qsnt8ftbnk_rz">
+            <w:hyperlink w:history="1" r:id="rIdtadmsdje2mfpbls7nrfmb">
               <w:r>
                 <w:rPr>
                   <w:rFonts w:ascii="Arial" w:cs="Arial" w:eastAsia="Arial" w:hAnsi="Arial"/>
@@ -21953,7 +21953,7 @@
             <w:pPr>
               <w:spacing w:after="20" w:before="0"/>
             </w:pPr>
-            <w:hyperlink w:history="1" r:id="rIdzqoqqluos7v5gb2m_qhjn">
+            <w:hyperlink w:history="1" r:id="rId0cpqtf83b96l_kae-psmy">
               <w:r>
                 <w:rPr>
                   <w:rFonts w:ascii="Arial" w:cs="Arial" w:eastAsia="Arial" w:hAnsi="Arial"/>
@@ -21986,7 +21986,7 @@
               <w:spacing w:after="10" w:before="0"/>
               <w:ind w:left="120"/>
             </w:pPr>
-            <w:hyperlink w:history="1" r:id="rId8u6i-xghqfc8k_i8jcbdk">
+            <w:hyperlink w:history="1" r:id="rIde0jt34hksgfihrydjf5hh">
               <w:r>
                 <w:rPr>
                   <w:rFonts w:ascii="Arial" w:cs="Arial" w:eastAsia="Arial" w:hAnsi="Arial"/>
@@ -22031,7 +22031,7 @@
             <w:pPr>
               <w:spacing w:after="20" w:before="0"/>
             </w:pPr>
-            <w:hyperlink w:history="1" r:id="rIdblqsmibg6uymqfzrglj0q">
+            <w:hyperlink w:history="1" r:id="rIdqbotbqlatmncpbs9pti8j">
               <w:r>
                 <w:rPr>
                   <w:rFonts w:ascii="Arial" w:cs="Arial" w:eastAsia="Arial" w:hAnsi="Arial"/>
@@ -22080,7 +22080,7 @@
               <w:spacing w:after="10" w:before="0"/>
               <w:ind w:left="120"/>
             </w:pPr>
-            <w:hyperlink w:history="1" r:id="rIdqkkyryjnbyv9ufoijgpt-">
+            <w:hyperlink w:history="1" r:id="rIdcqcyvnzho31njf-k3tbe2">
               <w:r>
                 <w:rPr>
                   <w:rFonts w:ascii="Arial" w:cs="Arial" w:eastAsia="Arial" w:hAnsi="Arial"/>
@@ -22280,7 +22280,7 @@
             <w:pPr>
               <w:spacing w:after="20" w:before="0"/>
             </w:pPr>
-            <w:hyperlink w:history="1" r:id="rIdtyz6i9rv8vcs--b-f4hbh">
+            <w:hyperlink w:history="1" r:id="rIdrm5bptgfbmm4plik_8kky">
               <w:r>
                 <w:rPr>
                   <w:rFonts w:ascii="Arial" w:cs="Arial" w:eastAsia="Arial" w:hAnsi="Arial"/>
@@ -22313,7 +22313,7 @@
               <w:spacing w:after="10" w:before="0"/>
               <w:ind w:left="120"/>
             </w:pPr>
-            <w:hyperlink w:history="1" r:id="rIdvguppu5j7krncpskxau1d">
+            <w:hyperlink w:history="1" r:id="rId8nfbpoithhjmhhp797aor">
               <w:r>
                 <w:rPr>
                   <w:rFonts w:ascii="Arial" w:cs="Arial" w:eastAsia="Arial" w:hAnsi="Arial"/>
@@ -22358,7 +22358,7 @@
             <w:pPr>
               <w:spacing w:after="20" w:before="0"/>
             </w:pPr>
-            <w:hyperlink w:history="1" r:id="rIdrnpgw4rotrcrljcmtmykx">
+            <w:hyperlink w:history="1" r:id="rIdset9jjnvwumko-hdeupoz">
               <w:r>
                 <w:rPr>
                   <w:rFonts w:ascii="Arial" w:cs="Arial" w:eastAsia="Arial" w:hAnsi="Arial"/>
@@ -22407,7 +22407,7 @@
               <w:spacing w:after="10" w:before="0"/>
               <w:ind w:left="120"/>
             </w:pPr>
-            <w:hyperlink w:history="1" r:id="rIdwhylshgzbwutmgdd9gb6w">
+            <w:hyperlink w:history="1" r:id="rIdc_aash0kkwloqv5ccqy-x">
               <w:r>
                 <w:rPr>
                   <w:rFonts w:ascii="Arial" w:cs="Arial" w:eastAsia="Arial" w:hAnsi="Arial"/>
@@ -22932,7 +22932,7 @@
         </w:rPr>
         <w:t xml:space="preserve">© 2026 SeaVuria and ARES. Aligned with KICD objectives. Developed by SeaVuria; technical implementation by ARES (with AI assistance from Claude). Licensed under </w:t>
       </w:r>
-      <w:hyperlink w:history="1" r:id="rIdafxitubf6q0h1fcztqtgi">
+      <w:hyperlink w:history="1" r:id="rIdx_zqumfgj5kbtg_ialht4">
         <w:r>
           <w:rPr>
             <w:rFonts w:ascii="Arial" w:cs="Arial" w:eastAsia="Arial" w:hAnsi="Arial"/>
@@ -22953,7 +22953,7 @@
         </w:rPr>
         <w:t xml:space="preserve"> (</w:t>
       </w:r>
-      <w:hyperlink w:history="1" r:id="rIdtswp_uqulasn9lh4fxdum">
+      <w:hyperlink w:history="1" r:id="rIdnmafurtaqpld7zc6mej_f">
         <w:r>
           <w:rPr>
             <w:rFonts w:ascii="Arial" w:cs="Arial" w:eastAsia="Arial" w:hAnsi="Arial"/>
